--- a/docs/THE_THESIS.docx
+++ b/docs/THE_THESIS.docx
@@ -2,7 +2,7 @@
 <file path=word/document.xml><?xml version="1.0" encoding="utf-8"?>
 <w:document xmlns:w="http://schemas.openxmlformats.org/wordprocessingml/2006/main" xmlns:m="http://schemas.openxmlformats.org/officeDocument/2006/math" xmlns:r="http://schemas.openxmlformats.org/officeDocument/2006/relationships" xmlns:o="urn:schemas-microsoft-com:office:office" xmlns:v="urn:schemas-microsoft-com:vml" xmlns:w10="urn:schemas-microsoft-com:office:word" xmlns:a="http://schemas.openxmlformats.org/drawingml/2006/main" xmlns:pic="http://schemas.openxmlformats.org/drawingml/2006/picture" xmlns:wp="http://schemas.openxmlformats.org/drawingml/2006/wordprocessingDrawing">
   <w:body>
-    <w:bookmarkStart w:id="26" w:name="the-thesis"/>
+    <w:bookmarkStart w:id="27" w:name="the-thesis"/>
     <w:p>
       <w:pPr>
         <w:pStyle w:val="Heading1"/>
@@ -1353,7 +1353,7 @@
       </w:r>
     </w:p>
     <w:bookmarkEnd w:id="18"/>
-    <w:bookmarkStart w:id="23" w:name="what-this-means-for-the-pro-forma"/>
+    <w:bookmarkStart w:id="24" w:name="what-this-means-for-the-pro-forma"/>
     <w:p>
       <w:pPr>
         <w:pStyle w:val="Heading2"/>
@@ -1376,16 +1376,6 @@
         <w:pStyle w:val="FirstParagraph"/>
       </w:pPr>
       <w:r>
-        <w:rPr>
-          <w:b/>
-          <w:bCs/>
-        </w:rPr>
-        <w:t xml:space="preserve">$250,000 in total revenue across all channels.</w:t>
-      </w:r>
-      <w:r>
-        <w:t xml:space="preserve"> </w:t>
-      </w:r>
-      <w:r>
         <w:t xml:space="preserve">Fiscal year starts</w:t>
       </w:r>
       <w:r>
@@ -1407,104 +1397,491 @@
     </w:p>
     <w:p>
       <w:pPr>
-        <w:pStyle w:val="BodyText"/>
-      </w:pPr>
-      <w:r>
-        <w:t xml:space="preserve">That number is the canonical Y1 goal. It supersedes any earlier number you might find in older docs (the brief, the onboarding pro forma, memory files all carried $510k base / $760k stretch — those were aspirational and wrong). $250k is the real bar, set by Chase 2026-04-19.</w:t>
+        <w:pStyle w:val="Compact"/>
+        <w:numPr>
+          <w:ilvl w:val="0"/>
+          <w:numId w:val="1009"/>
+        </w:numPr>
+      </w:pPr>
+      <w:r>
+        <w:rPr>
+          <w:b/>
+          <w:bCs/>
+        </w:rPr>
+        <w:t xml:space="preserve">Break-even floor: $191,000</w:t>
+      </w:r>
+      <w:r>
+        <w:t xml:space="preserve"> </w:t>
+      </w:r>
+      <w:r>
+        <w:t xml:space="preserve">— the honest ecosystem break-even, built from QuickBooks reality (detailed below).</w:t>
+      </w:r>
+    </w:p>
+    <w:p>
+      <w:pPr>
+        <w:pStyle w:val="Compact"/>
+        <w:numPr>
+          <w:ilvl w:val="0"/>
+          <w:numId w:val="1009"/>
+        </w:numPr>
+      </w:pPr>
+      <w:r>
+        <w:rPr>
+          <w:b/>
+          <w:bCs/>
+        </w:rPr>
+        <w:t xml:space="preserve">Baseline target: $330,000</w:t>
+      </w:r>
+      <w:r>
+        <w:t xml:space="preserve"> </w:t>
+      </w:r>
+      <w:r>
+        <w:t xml:space="preserve">— the realistic Y1 number the ecosystem can actually produce. $139k of real profit above break-even.</w:t>
+      </w:r>
+    </w:p>
+    <w:p>
+      <w:pPr>
+        <w:pStyle w:val="Compact"/>
+        <w:numPr>
+          <w:ilvl w:val="0"/>
+          <w:numId w:val="1009"/>
+        </w:numPr>
+      </w:pPr>
+      <w:r>
+        <w:rPr>
+          <w:b/>
+          <w:bCs/>
+        </w:rPr>
+        <w:t xml:space="preserve">Stretch: $390–395,000</w:t>
+      </w:r>
+      <w:r>
+        <w:t xml:space="preserve"> </w:t>
+      </w:r>
+      <w:r>
+        <w:t xml:space="preserve">— if the photography art sales layer and Mississippi stock footage pipeline both land.</w:t>
+      </w:r>
+    </w:p>
+    <w:p>
+      <w:pPr>
+        <w:pStyle w:val="FirstParagraph"/>
+      </w:pPr>
+      <w:r>
+        <w:t xml:space="preserve">These numbers supersede every older figure you might find in older docs (the brief, the onboarding pro forma, memory files all carried $510k base / $760k stretch — those were aspirational and wrong). The original retraction landed Chase at $250k on 2026-04-19. The itemized drill-down on 2026-04-20 produced the real floor of $191k.</w:t>
       </w:r>
     </w:p>
     <w:bookmarkEnd w:id="19"/>
-    <w:bookmarkStart w:id="20" w:name="why-250k"/>
+    <w:bookmarkStart w:id="20" w:name="how-the-191k-break-even-is-built"/>
     <w:p>
       <w:pPr>
         <w:pStyle w:val="Heading3"/>
       </w:pPr>
       <w:r>
-        <w:t xml:space="preserve">Why $250k</w:t>
-      </w:r>
-    </w:p>
-    <w:p>
-      <w:pPr>
-        <w:pStyle w:val="FirstParagraph"/>
-      </w:pPr>
-      <w:r>
-        <w:t xml:space="preserve">$250k is the break-even number — the minimum threshold of success. Run-rate costs are roughly $250-260k/year. Hitting $250k means the ecosystem covers itself on its own steam.</w:t>
-      </w:r>
-    </w:p>
-    <w:p>
-      <w:pPr>
-        <w:pStyle w:val="BodyText"/>
-      </w:pPr>
-      <w:r>
-        <w:rPr>
-          <w:b/>
-          <w:bCs/>
-        </w:rPr>
-        <w:t xml:space="preserve">We actually want to be profitable, not just break even.</w:t>
-      </w:r>
-      <w:r>
-        <w:t xml:space="preserve"> </w:t>
-      </w:r>
-      <w:r>
-        <w:t xml:space="preserve">Break-even is the floor we commit to hit; profit is the real goal. Above $250k, every dollar is real profit — and we will work to generate it.</w:t>
-      </w:r>
-    </w:p>
-    <w:p>
-      <w:pPr>
-        <w:pStyle w:val="BodyText"/>
-      </w:pPr>
-      <w:r>
-        <w:rPr>
-          <w:b/>
-          <w:bCs/>
-        </w:rPr>
-        <w:t xml:space="preserve">The ceiling is quality of life, not revenue.</w:t>
-      </w:r>
-      <w:r>
-        <w:t xml:space="preserve"> </w:t>
-      </w:r>
-      <w:r>
-        <w:t xml:space="preserve">At the point where making more money requires sacrificing the life the partners are here to live, we stop pushing harder for money. That’s the whole reason we’re structured this way. Not every extra million is worth the attention it costs.</w:t>
-      </w:r>
-    </w:p>
-    <w:bookmarkEnd w:id="20"/>
-    <w:bookmarkStart w:id="21" w:name="growth-targets-out-years"/>
-    <w:p>
-      <w:pPr>
-        <w:pStyle w:val="Heading3"/>
-      </w:pPr>
-      <w:r>
-        <w:t xml:space="preserve">Growth targets (out years)</w:t>
-      </w:r>
-    </w:p>
-    <w:p>
-      <w:pPr>
-        <w:pStyle w:val="FirstParagraph"/>
-      </w:pPr>
-      <w:r>
-        <w:rPr>
-          <w:b/>
-          <w:bCs/>
-        </w:rPr>
-        <w:t xml:space="preserve">25% year-over-year revenue growth</w:t>
-      </w:r>
-      <w:r>
-        <w:t xml:space="preserve"> </w:t>
-      </w:r>
-      <w:r>
-        <w:t xml:space="preserve">is the target after Y1.</w:t>
+        <w:t xml:space="preserve">How the $191k break-even is built</w:t>
       </w:r>
     </w:p>
     <w:tbl>
       <w:tblPr>
         <w:tblStyle w:val="Table"/>
-        <w:tblW w:type="auto" w:w="0"/>
+        <w:tblW w:type="pct" w:w="5000"/>
+        <w:tblLayout w:type="fixed"/>
         <w:tblLook w:firstRow="1" w:lastRow="0" w:firstColumn="0" w:lastColumn="0" w:noHBand="0" w:noVBand="0" w:val="0020"/>
       </w:tblPr>
       <w:tblGrid>
-        <w:gridCol w:w="2640"/>
-        <w:gridCol w:w="2640"/>
-        <w:gridCol w:w="2640"/>
+        <w:gridCol w:w="3960"/>
+        <w:gridCol w:w="3960"/>
+      </w:tblGrid>
+      <w:tr>
+        <w:trPr>
+          <w:tblHeader w:val="on"/>
+        </w:trPr>
+        <w:tc>
+          <w:tcPr/>
+          <w:p>
+            <w:pPr>
+              <w:pStyle w:val="Compact"/>
+            </w:pPr>
+            <w:r>
+              <w:t xml:space="preserve">Line</w:t>
+            </w:r>
+          </w:p>
+        </w:tc>
+        <w:tc>
+          <w:tcPr/>
+          <w:p>
+            <w:pPr>
+              <w:pStyle w:val="Compact"/>
+            </w:pPr>
+            <w:r>
+              <w:t xml:space="preserve">Annual</w:t>
+            </w:r>
+          </w:p>
+        </w:tc>
+      </w:tr>
+      <w:tr>
+        <w:tc>
+          <w:tcPr/>
+          <w:p>
+            <w:pPr>
+              <w:pStyle w:val="Compact"/>
+            </w:pPr>
+            <w:r>
+              <w:t xml:space="preserve">Big Muddy Inn — mortgage, utilities, Chandra at $20/room cleaning, Hospitality Coordinator at $20/check-in</w:t>
+            </w:r>
+          </w:p>
+        </w:tc>
+        <w:tc>
+          <w:tcPr/>
+          <w:p>
+            <w:pPr>
+              <w:pStyle w:val="Compact"/>
+            </w:pPr>
+            <w:r>
+              <w:t xml:space="preserve">$125,000</w:t>
+            </w:r>
+          </w:p>
+        </w:tc>
+      </w:tr>
+      <w:tr>
+        <w:tc>
+          <w:tcPr/>
+          <w:p>
+            <w:pPr>
+              <w:pStyle w:val="Compact"/>
+            </w:pPr>
+            <w:r>
+              <w:t xml:space="preserve">MBT software + AI subscription stack ($1k/mo)</w:t>
+            </w:r>
+          </w:p>
+        </w:tc>
+        <w:tc>
+          <w:tcPr/>
+          <w:p>
+            <w:pPr>
+              <w:pStyle w:val="Compact"/>
+            </w:pPr>
+            <w:r>
+              <w:t xml:space="preserve">$12,000</w:t>
+            </w:r>
+          </w:p>
+        </w:tc>
+      </w:tr>
+      <w:tr>
+        <w:tc>
+          <w:tcPr/>
+          <w:p>
+            <w:pPr>
+              <w:pStyle w:val="Compact"/>
+            </w:pPr>
+            <w:r>
+              <w:t xml:space="preserve">Studio C services ($1k/mo)</w:t>
+            </w:r>
+          </w:p>
+        </w:tc>
+        <w:tc>
+          <w:tcPr/>
+          <w:p>
+            <w:pPr>
+              <w:pStyle w:val="Compact"/>
+            </w:pPr>
+            <w:r>
+              <w:t xml:space="preserve">$12,000</w:t>
+            </w:r>
+          </w:p>
+        </w:tc>
+      </w:tr>
+      <w:tr>
+        <w:tc>
+          <w:tcPr/>
+          <w:p>
+            <w:pPr>
+              <w:pStyle w:val="Compact"/>
+            </w:pPr>
+            <w:r>
+              <w:t xml:space="preserve">Chase’s Bearsville Cottage ($1k/mo)</w:t>
+            </w:r>
+          </w:p>
+        </w:tc>
+        <w:tc>
+          <w:tcPr/>
+          <w:p>
+            <w:pPr>
+              <w:pStyle w:val="Compact"/>
+            </w:pPr>
+            <w:r>
+              <w:t xml:space="preserve">$12,000</w:t>
+            </w:r>
+          </w:p>
+        </w:tc>
+      </w:tr>
+      <w:tr>
+        <w:tc>
+          <w:tcPr/>
+          <w:p>
+            <w:pPr>
+              <w:pStyle w:val="Compact"/>
+            </w:pPr>
+            <w:r>
+              <w:t xml:space="preserve">Chase’s aggregate bills — internet, cell, tax repayment ($500/mo)</w:t>
+            </w:r>
+          </w:p>
+        </w:tc>
+        <w:tc>
+          <w:tcPr/>
+          <w:p>
+            <w:pPr>
+              <w:pStyle w:val="Compact"/>
+            </w:pPr>
+            <w:r>
+              <w:t xml:space="preserve">$6,000</w:t>
+            </w:r>
+          </w:p>
+        </w:tc>
+      </w:tr>
+      <w:tr>
+        <w:tc>
+          <w:tcPr/>
+          <w:p>
+            <w:pPr>
+              <w:pStyle w:val="Compact"/>
+            </w:pPr>
+            <w:r>
+              <w:t xml:space="preserve">Chase’s living expenses ($2k/mo)</w:t>
+            </w:r>
+          </w:p>
+        </w:tc>
+        <w:tc>
+          <w:tcPr/>
+          <w:p>
+            <w:pPr>
+              <w:pStyle w:val="Compact"/>
+            </w:pPr>
+            <w:r>
+              <w:t xml:space="preserve">$24,000</w:t>
+            </w:r>
+          </w:p>
+        </w:tc>
+      </w:tr>
+      <w:tr>
+        <w:tc>
+          <w:tcPr/>
+          <w:p>
+            <w:pPr>
+              <w:pStyle w:val="Compact"/>
+            </w:pPr>
+            <w:r>
+              <w:rPr>
+                <w:b/>
+                <w:bCs/>
+              </w:rPr>
+              <w:t xml:space="preserve">Ecosystem break-even</w:t>
+            </w:r>
+          </w:p>
+        </w:tc>
+        <w:tc>
+          <w:tcPr/>
+          <w:p>
+            <w:pPr>
+              <w:pStyle w:val="Compact"/>
+            </w:pPr>
+            <w:r>
+              <w:rPr>
+                <w:b/>
+                <w:bCs/>
+              </w:rPr>
+              <w:t xml:space="preserve">$191,000</w:t>
+            </w:r>
+          </w:p>
+        </w:tc>
+      </w:tr>
+    </w:tbl>
+    <w:p>
+      <w:pPr>
+        <w:pStyle w:val="BodyText"/>
+      </w:pPr>
+      <w:r>
+        <w:rPr>
+          <w:b/>
+          <w:bCs/>
+        </w:rPr>
+        <w:t xml:space="preserve">What is intentionally NOT on this list:</w:t>
+      </w:r>
+      <w:r>
+        <w:t xml:space="preserve"> </w:t>
+      </w:r>
+      <w:r>
+        <w:t xml:space="preserve">-</w:t>
+      </w:r>
+      <w:r>
+        <w:t xml:space="preserve"> </w:t>
+      </w:r>
+      <w:r>
+        <w:rPr>
+          <w:b/>
+          <w:bCs/>
+        </w:rPr>
+        <w:t xml:space="preserve">Tracy’s and Amy’s personal costs.</w:t>
+      </w:r>
+      <w:r>
+        <w:t xml:space="preserve"> </w:t>
+      </w:r>
+      <w:r>
+        <w:t xml:space="preserve">They draw from Inn distributions, not from ecosystem revenue. They’re equity partners, not line items.</w:t>
+      </w:r>
+      <w:r>
+        <w:t xml:space="preserve"> </w:t>
+      </w:r>
+      <w:r>
+        <w:t xml:space="preserve">-</w:t>
+      </w:r>
+      <w:r>
+        <w:t xml:space="preserve"> </w:t>
+      </w:r>
+      <w:r>
+        <w:rPr>
+          <w:b/>
+          <w:bCs/>
+        </w:rPr>
+        <w:t xml:space="preserve">Touring, marketing, reserves.</w:t>
+      </w:r>
+      <w:r>
+        <w:t xml:space="preserve"> </w:t>
+      </w:r>
+      <w:r>
+        <w:t xml:space="preserve">Those are investments the ecosystem makes out of revenue</w:t>
+      </w:r>
+      <w:r>
+        <w:t xml:space="preserve"> </w:t>
+      </w:r>
+      <w:r>
+        <w:rPr>
+          <w:i/>
+          <w:iCs/>
+        </w:rPr>
+        <w:t xml:space="preserve">above</w:t>
+      </w:r>
+      <w:r>
+        <w:t xml:space="preserve"> </w:t>
+      </w:r>
+      <w:r>
+        <w:t xml:space="preserve">the floor, not fixed costs we owe just to keep the lights on.</w:t>
+      </w:r>
+      <w:r>
+        <w:t xml:space="preserve"> </w:t>
+      </w:r>
+      <w:r>
+        <w:t xml:space="preserve">-</w:t>
+      </w:r>
+      <w:r>
+        <w:t xml:space="preserve"> </w:t>
+      </w:r>
+      <w:r>
+        <w:rPr>
+          <w:b/>
+          <w:bCs/>
+        </w:rPr>
+        <w:t xml:space="preserve">A salaried Inn ops manager.</w:t>
+      </w:r>
+      <w:r>
+        <w:t xml:space="preserve"> </w:t>
+      </w:r>
+      <w:r>
+        <w:t xml:space="preserve">The per-event hospitality labor model (Chandra @ $20/room, Hospitality Coordinator @ $20/check-in) is variable, scales with bookings, and is covered inside the Inn’s own revenue basis before any other ecosystem cost is counted.</w:t>
+      </w:r>
+    </w:p>
+    <w:bookmarkEnd w:id="20"/>
+    <w:bookmarkStart w:id="21" w:name="why-191k-matters-as-the-floor"/>
+    <w:p>
+      <w:pPr>
+        <w:pStyle w:val="Heading3"/>
+      </w:pPr>
+      <w:r>
+        <w:t xml:space="preserve">Why $191k matters as the floor</w:t>
+      </w:r>
+    </w:p>
+    <w:p>
+      <w:pPr>
+        <w:pStyle w:val="FirstParagraph"/>
+      </w:pPr>
+      <w:r>
+        <w:t xml:space="preserve">Hitting $191k means the ecosystem covers itself on its own steam. The money comes in through the brands, and every committed cost at the platform + partner level is paid. Below that, someone is subsidizing the ecosystem from outside. At $191k that subsidy goes to zero.</w:t>
+      </w:r>
+    </w:p>
+    <w:p>
+      <w:pPr>
+        <w:pStyle w:val="BodyText"/>
+      </w:pPr>
+      <w:r>
+        <w:rPr>
+          <w:b/>
+          <w:bCs/>
+        </w:rPr>
+        <w:t xml:space="preserve">We actually want to be profitable, not just break even.</w:t>
+      </w:r>
+      <w:r>
+        <w:t xml:space="preserve"> </w:t>
+      </w:r>
+      <w:r>
+        <w:t xml:space="preserve">$191k is the floor we commit to hit; $330k is the baseline we work for. Above $191k, every dollar is real profit — redeployed across touring, marketing, reserves, partner distributions, and quality of life.</w:t>
+      </w:r>
+    </w:p>
+    <w:p>
+      <w:pPr>
+        <w:pStyle w:val="BodyText"/>
+      </w:pPr>
+      <w:r>
+        <w:rPr>
+          <w:b/>
+          <w:bCs/>
+        </w:rPr>
+        <w:t xml:space="preserve">The ceiling is quality of life, not revenue.</w:t>
+      </w:r>
+      <w:r>
+        <w:t xml:space="preserve"> </w:t>
+      </w:r>
+      <w:r>
+        <w:t xml:space="preserve">At the point where making more money requires sacrificing the life the partners are here to live, we stop pushing harder for money. That’s the whole reason we’re structured this way. Not every extra million is worth the attention it costs.</w:t>
+      </w:r>
+    </w:p>
+    <w:bookmarkEnd w:id="21"/>
+    <w:bookmarkStart w:id="22" w:name="growth-targets-out-years"/>
+    <w:p>
+      <w:pPr>
+        <w:pStyle w:val="Heading3"/>
+      </w:pPr>
+      <w:r>
+        <w:t xml:space="preserve">Growth targets (out years)</w:t>
+      </w:r>
+    </w:p>
+    <w:p>
+      <w:pPr>
+        <w:pStyle w:val="FirstParagraph"/>
+      </w:pPr>
+      <w:r>
+        <w:rPr>
+          <w:b/>
+          <w:bCs/>
+        </w:rPr>
+        <w:t xml:space="preserve">25% year-over-year revenue growth</w:t>
+      </w:r>
+      <w:r>
+        <w:t xml:space="preserve"> </w:t>
+      </w:r>
+      <w:r>
+        <w:t xml:space="preserve">is the target after Y1.</w:t>
+      </w:r>
+    </w:p>
+    <w:tbl>
+      <w:tblPr>
+        <w:tblStyle w:val="Table"/>
+        <w:tblW w:type="pct" w:w="5000"/>
+        <w:tblLayout w:type="fixed"/>
+        <w:tblLook w:firstRow="1" w:lastRow="0" w:firstColumn="0" w:lastColumn="0" w:noHBand="0" w:noVBand="0" w:val="0020"/>
+      </w:tblPr>
+      <w:tblGrid>
+        <w:gridCol w:w="864"/>
+        <w:gridCol w:w="1152"/>
+        <w:gridCol w:w="2304"/>
+        <w:gridCol w:w="3600"/>
       </w:tblGrid>
       <w:tr>
         <w:trPr>
@@ -1543,6 +1920,17 @@
             </w:r>
           </w:p>
         </w:tc>
+        <w:tc>
+          <w:tcPr/>
+          <w:p>
+            <w:pPr>
+              <w:pStyle w:val="Compact"/>
+            </w:pPr>
+            <w:r>
+              <w:t xml:space="preserve">Profit over break-even</w:t>
+            </w:r>
+          </w:p>
+        </w:tc>
       </w:tr>
       <w:tr>
         <w:tc>
@@ -1578,7 +1966,24 @@
                 <w:b/>
                 <w:bCs/>
               </w:rPr>
-              <w:t xml:space="preserve">$250,000</w:t>
+              <w:t xml:space="preserve">$330,000 baseline</w:t>
+            </w:r>
+            <w:r>
+              <w:t xml:space="preserve"> </w:t>
+            </w:r>
+            <w:r>
+              <w:t xml:space="preserve">(floor $191k)</w:t>
+            </w:r>
+          </w:p>
+        </w:tc>
+        <w:tc>
+          <w:tcPr/>
+          <w:p>
+            <w:pPr>
+              <w:pStyle w:val="Compact"/>
+            </w:pPr>
+            <w:r>
+              <w:t xml:space="preserve">$139k</w:t>
             </w:r>
           </w:p>
         </w:tc>
@@ -1613,7 +2018,18 @@
               <w:pStyle w:val="Compact"/>
             </w:pPr>
             <w:r>
-              <w:t xml:space="preserve">$312,500</w:t>
+              <w:t xml:space="preserve">$412,500</w:t>
+            </w:r>
+          </w:p>
+        </w:tc>
+        <w:tc>
+          <w:tcPr/>
+          <w:p>
+            <w:pPr>
+              <w:pStyle w:val="Compact"/>
+            </w:pPr>
+            <w:r>
+              <w:t xml:space="preserve">+25% from Y1 baseline</w:t>
             </w:r>
           </w:p>
         </w:tc>
@@ -1648,8 +2064,16 @@
               <w:pStyle w:val="Compact"/>
             </w:pPr>
             <w:r>
-              <w:t xml:space="preserve">$390,625</w:t>
+              <w:t xml:space="preserve">$515,625</w:t>
             </w:r>
+          </w:p>
+        </w:tc>
+        <w:tc>
+          <w:tcPr/>
+          <w:p>
+            <w:pPr>
+              <w:pStyle w:val="Compact"/>
+            </w:pPr>
           </w:p>
         </w:tc>
       </w:tr>
@@ -1683,8 +2107,16 @@
               <w:pStyle w:val="Compact"/>
             </w:pPr>
             <w:r>
-              <w:t xml:space="preserve">$488,281</w:t>
+              <w:t xml:space="preserve">$644,531</w:t>
             </w:r>
+          </w:p>
+        </w:tc>
+        <w:tc>
+          <w:tcPr/>
+          <w:p>
+            <w:pPr>
+              <w:pStyle w:val="Compact"/>
+            </w:pPr>
           </w:p>
         </w:tc>
       </w:tr>
@@ -1718,8 +2150,16 @@
               <w:pStyle w:val="Compact"/>
             </w:pPr>
             <w:r>
-              <w:t xml:space="preserve">$610,352</w:t>
+              <w:t xml:space="preserve">$805,664</w:t>
             </w:r>
+          </w:p>
+        </w:tc>
+        <w:tc>
+          <w:tcPr/>
+          <w:p>
+            <w:pPr>
+              <w:pStyle w:val="Compact"/>
+            </w:pPr>
           </w:p>
         </w:tc>
       </w:tr>
@@ -1732,8 +2172,8 @@
         <w:t xml:space="preserve">25% YoY is intentionally modest — sustainable, doesn’t require a fundraise, doesn’t require burning out, doesn’t force chase-the-unicorn decisions that betray the thesis. If the ecosystem outperforms, that’s upside (more time, more cushion, more interesting projects); if it underperforms, the floor is ecosystem-covers-ecosystem so we’re never in distress.</w:t>
       </w:r>
     </w:p>
-    <w:bookmarkEnd w:id="21"/>
-    <w:bookmarkStart w:id="22" w:name="X09b24ddc0079149ead51072615bb00a53b2ea76"/>
+    <w:bookmarkEnd w:id="22"/>
+    <w:bookmarkStart w:id="23" w:name="X09b24ddc0079149ead51072615bb00a53b2ea76"/>
     <w:p>
       <w:pPr>
         <w:pStyle w:val="Heading3"/>
@@ -1762,7 +2202,23 @@
         <w:t xml:space="preserve"> </w:t>
       </w:r>
       <w:r>
-        <w:t xml:space="preserve">are useful as a spread of where revenue COULD come from across the brands, but the totals there ($510k base / $760k stretch) are not the targets. They’re projections of upside. The bar is $250k. If we hit $250k, we’re succeeding even if no individual line hits its line-item projection.</w:t>
+        <w:t xml:space="preserve">are useful as a spread of where revenue COULD come from across the brands, but the totals there ($510k base / $760k stretch) are not the targets. They’re projections of upside. The bar is</w:t>
+      </w:r>
+      <w:r>
+        <w:t xml:space="preserve"> </w:t>
+      </w:r>
+      <w:r>
+        <w:rPr>
+          <w:b/>
+          <w:bCs/>
+        </w:rPr>
+        <w:t xml:space="preserve">$191k break-even, $330k baseline.</w:t>
+      </w:r>
+      <w:r>
+        <w:t xml:space="preserve"> </w:t>
+      </w:r>
+      <w:r>
+        <w:t xml:space="preserve">If we hit $330k, we’ve got $139k of real profit; if we hit anywhere between $191k and $330k, the ecosystem is still solvent and we’re still succeeding — just with less margin above the floor.</w:t>
       </w:r>
     </w:p>
     <w:p>
@@ -1780,7 +2236,7 @@
         <w:t xml:space="preserve"> </w:t>
       </w:r>
       <w:r>
-        <w:t xml:space="preserve">the pro forma gets re-cut post-onboarding into a portfolio model anchored to $250k Y1 ecosystem-level target, with the existing per-brand monthly tables retained as</w:t>
+        <w:t xml:space="preserve">the pro forma gets re-cut post-onboarding into a portfolio model anchored to the $191k floor / $330k baseline, with the existing per-brand monthly tables retained as</w:t>
       </w:r>
       <w:r>
         <w:t xml:space="preserve"> </w:t>
@@ -1808,9 +2264,9 @@
         </w:pict>
       </w:r>
     </w:p>
-    <w:bookmarkEnd w:id="22"/>
     <w:bookmarkEnd w:id="23"/>
-    <w:bookmarkStart w:id="24" w:name="what-this-means-for-tomorrows-onboarding"/>
+    <w:bookmarkEnd w:id="24"/>
+    <w:bookmarkStart w:id="25" w:name="what-this-means-for-tomorrows-onboarding"/>
     <w:p>
       <w:pPr>
         <w:pStyle w:val="Heading2"/>
@@ -1850,8 +2306,8 @@
         </w:pict>
       </w:r>
     </w:p>
-    <w:bookmarkEnd w:id="24"/>
-    <w:bookmarkStart w:id="25" w:name="X0bafb0f4b553855302939db2e5c3e9ba9300580"/>
+    <w:bookmarkEnd w:id="25"/>
+    <w:bookmarkStart w:id="26" w:name="X0bafb0f4b553855302939db2e5c3e9ba9300580"/>
     <w:p>
       <w:pPr>
         <w:pStyle w:val="Heading2"/>
@@ -1931,8 +2387,8 @@
         <w:t xml:space="preserve">) is the canonical statement. CLAUDE.md, the pro forma, the operator manual, the external-review brief — all are downstream and may carry partial-incorrect framings until they’re re-aligned.</w:t>
       </w:r>
     </w:p>
-    <w:bookmarkEnd w:id="25"/>
     <w:bookmarkEnd w:id="26"/>
+    <w:bookmarkEnd w:id="27"/>
     <w:sectPr>
       <w:footnotePr>
         <w:numRestart w:val="eachSect"/>
@@ -2338,6 +2794,9 @@
     <w:lvlOverride w:ilvl="8">
       <w:startOverride w:val="1"/>
     </w:lvlOverride>
+  </w:num>
+  <w:num w:numId="1009">
+    <w:abstractNumId w:val="991"/>
   </w:num>
 </w:numbering>
 </file>

--- a/docs/THE_THESIS.docx
+++ b/docs/THE_THESIS.docx
@@ -1362,13 +1362,13 @@
         <w:t xml:space="preserve">What this means for the pro forma</w:t>
       </w:r>
     </w:p>
-    <w:bookmarkStart w:id="19" w:name="the-real-y1-financial-target"/>
+    <w:bookmarkStart w:id="19" w:name="the-real-y1-financial-ladder"/>
     <w:p>
       <w:pPr>
         <w:pStyle w:val="Heading3"/>
       </w:pPr>
       <w:r>
-        <w:t xml:space="preserve">The real Y1 financial target</w:t>
+        <w:t xml:space="preserve">The real Y1 financial ladder</w:t>
       </w:r>
     </w:p>
     <w:p>
@@ -1408,13 +1408,13 @@
           <w:b/>
           <w:bCs/>
         </w:rPr>
-        <w:t xml:space="preserve">Break-even floor: $191,000</w:t>
-      </w:r>
-      <w:r>
-        <w:t xml:space="preserve"> </w:t>
-      </w:r>
-      <w:r>
-        <w:t xml:space="preserve">— the honest ecosystem break-even, built from QuickBooks reality (detailed below).</w:t>
+        <w:t xml:space="preserve">Net break-even floor: $173,000</w:t>
+      </w:r>
+      <w:r>
+        <w:t xml:space="preserve"> </w:t>
+      </w:r>
+      <w:r>
+        <w:t xml:space="preserve">— ecosystem revenue needed to cover all costs after Chase’s $18k/yr Scan2Plan royalty offset. This is the number the ecosystem itself must produce.</w:t>
       </w:r>
     </w:p>
     <w:p>
@@ -1430,13 +1430,13 @@
           <w:b/>
           <w:bCs/>
         </w:rPr>
-        <w:t xml:space="preserve">Baseline target: $330,000</w:t>
-      </w:r>
-      <w:r>
-        <w:t xml:space="preserve"> </w:t>
-      </w:r>
-      <w:r>
-        <w:t xml:space="preserve">— the realistic Y1 number the ecosystem can actually produce. $139k of real profit above break-even.</w:t>
+        <w:t xml:space="preserve">Gross break-even: $191,000</w:t>
+      </w:r>
+      <w:r>
+        <w:t xml:space="preserve"> </w:t>
+      </w:r>
+      <w:r>
+        <w:t xml:space="preserve">— total ecosystem costs itemized below. $18k is already covered by Chase’s passive royalty; the ecosystem covers the other $173k.</w:t>
       </w:r>
     </w:p>
     <w:p>
@@ -1452,6 +1452,50 @@
           <w:b/>
           <w:bCs/>
         </w:rPr>
+        <w:t xml:space="preserve">First profit milestone: $250,000</w:t>
+      </w:r>
+      <w:r>
+        <w:t xml:space="preserve"> </w:t>
+      </w:r>
+      <w:r>
+        <w:t xml:space="preserve">— $77k above the net floor. The first point where the ecosystem isn’t just surviving: partners have real margin, reserves start accruing, the next interesting project becomes fundable.</w:t>
+      </w:r>
+    </w:p>
+    <w:p>
+      <w:pPr>
+        <w:pStyle w:val="Compact"/>
+        <w:numPr>
+          <w:ilvl w:val="0"/>
+          <w:numId w:val="1009"/>
+        </w:numPr>
+      </w:pPr>
+      <w:r>
+        <w:rPr>
+          <w:b/>
+          <w:bCs/>
+        </w:rPr>
+        <w:t xml:space="preserve">Baseline target: $330,000</w:t>
+      </w:r>
+      <w:r>
+        <w:t xml:space="preserve"> </w:t>
+      </w:r>
+      <w:r>
+        <w:t xml:space="preserve">— the realistic Y1 number the ecosystem can actually produce. $157k of real profit above the net floor.</w:t>
+      </w:r>
+    </w:p>
+    <w:p>
+      <w:pPr>
+        <w:pStyle w:val="Compact"/>
+        <w:numPr>
+          <w:ilvl w:val="0"/>
+          <w:numId w:val="1009"/>
+        </w:numPr>
+      </w:pPr>
+      <w:r>
+        <w:rPr>
+          <w:b/>
+          <w:bCs/>
+        </w:rPr>
         <w:t xml:space="preserve">Stretch: $390–395,000</w:t>
       </w:r>
       <w:r>
@@ -1466,17 +1510,41 @@
         <w:pStyle w:val="FirstParagraph"/>
       </w:pPr>
       <w:r>
-        <w:t xml:space="preserve">These numbers supersede every older figure you might find in older docs (the brief, the onboarding pro forma, memory files all carried $510k base / $760k stretch — those were aspirational and wrong). The original retraction landed Chase at $250k on 2026-04-19. The itemized drill-down on 2026-04-20 produced the real floor of $191k.</w:t>
+        <w:t xml:space="preserve">These numbers supersede every older figure you might find in older docs (the brief, the onboarding pro forma, memory files all carried $510k base / $760k stretch — those were aspirational and wrong). The original retraction landed Chase at $250k on 2026-04-19. The QuickBooks drill-down on 2026-04-20 put gross costs at $191k and repositioned $250k from</w:t>
+      </w:r>
+      <w:r>
+        <w:t xml:space="preserve"> </w:t>
+      </w:r>
+      <w:r>
+        <w:t xml:space="preserve">“break-even”</w:t>
+      </w:r>
+      <w:r>
+        <w:t xml:space="preserve"> </w:t>
+      </w:r>
+      <w:r>
+        <w:t xml:space="preserve">to</w:t>
+      </w:r>
+      <w:r>
+        <w:t xml:space="preserve"> </w:t>
+      </w:r>
+      <w:r>
+        <w:t xml:space="preserve">“first real profit.”</w:t>
+      </w:r>
+      <w:r>
+        <w:t xml:space="preserve"> </w:t>
+      </w:r>
+      <w:r>
+        <w:t xml:space="preserve">Folding in the Scan2Plan royalty on 2026-04-20 PM puts the true ecosystem-revenue floor at $173k.</w:t>
       </w:r>
     </w:p>
     <w:bookmarkEnd w:id="19"/>
-    <w:bookmarkStart w:id="20" w:name="how-the-191k-break-even-is-built"/>
+    <w:bookmarkStart w:id="20" w:name="how-the-floor-is-built"/>
     <w:p>
       <w:pPr>
         <w:pStyle w:val="Heading3"/>
       </w:pPr>
       <w:r>
-        <w:t xml:space="preserve">How the $191k break-even is built</w:t>
+        <w:t xml:space="preserve">How the floor is built</w:t>
       </w:r>
     </w:p>
     <w:tbl>
@@ -1673,7 +1741,7 @@
                 <w:b/>
                 <w:bCs/>
               </w:rPr>
-              <w:t xml:space="preserve">Ecosystem break-even</w:t>
+              <w:t xml:space="preserve">Gross ecosystem costs</w:t>
             </w:r>
           </w:p>
         </w:tc>
@@ -1693,7 +1761,85 @@
           </w:p>
         </w:tc>
       </w:tr>
+      <w:tr>
+        <w:tc>
+          <w:tcPr/>
+          <w:p>
+            <w:pPr>
+              <w:pStyle w:val="Compact"/>
+            </w:pPr>
+            <w:r>
+              <w:t xml:space="preserve">Less: Chase’s 2% Scan2Plan royalty (~$1,500/mo+, passive income)</w:t>
+            </w:r>
+          </w:p>
+        </w:tc>
+        <w:tc>
+          <w:tcPr/>
+          <w:p>
+            <w:pPr>
+              <w:pStyle w:val="Compact"/>
+            </w:pPr>
+            <w:r>
+              <w:rPr>
+                <w:b/>
+                <w:bCs/>
+              </w:rPr>
+              <w:t xml:space="preserve">− $18,000</w:t>
+            </w:r>
+          </w:p>
+        </w:tc>
+      </w:tr>
+      <w:tr>
+        <w:tc>
+          <w:tcPr/>
+          <w:p>
+            <w:pPr>
+              <w:pStyle w:val="Compact"/>
+            </w:pPr>
+            <w:r>
+              <w:rPr>
+                <w:b/>
+                <w:bCs/>
+              </w:rPr>
+              <w:t xml:space="preserve">Net ecosystem break-even (revenue the ecosystem must generate)</w:t>
+            </w:r>
+          </w:p>
+        </w:tc>
+        <w:tc>
+          <w:tcPr/>
+          <w:p>
+            <w:pPr>
+              <w:pStyle w:val="Compact"/>
+            </w:pPr>
+            <w:r>
+              <w:rPr>
+                <w:b/>
+                <w:bCs/>
+              </w:rPr>
+              <w:t xml:space="preserve">$173,000</w:t>
+            </w:r>
+          </w:p>
+        </w:tc>
+      </w:tr>
     </w:tbl>
+    <w:p>
+      <w:pPr>
+        <w:pStyle w:val="BodyText"/>
+      </w:pPr>
+      <w:r>
+        <w:rPr>
+          <w:b/>
+          <w:bCs/>
+        </w:rPr>
+        <w:t xml:space="preserve">About the Scan2Plan royalty:</w:t>
+      </w:r>
+      <w:r>
+        <w:t xml:space="preserve"> </w:t>
+      </w:r>
+      <w:r>
+        <w:t xml:space="preserve">Chase retained a 2% royalty on Scan2Plan sales when the Owen Bush partnership dissolved on 2026-03-25. Average payout is $1,500/mo or higher, which makes it roughly $18k/yr of passive income. It lands in Chase’s account regardless of what the ecosystem does, so it directly offsets the portion of his personal costs ($42k/yr total) the ecosystem would otherwise have to cover. Netting it out lowers the ecosystem-revenue floor from $191k to $173k.</w:t>
+      </w:r>
+    </w:p>
     <w:p>
       <w:pPr>
         <w:pStyle w:val="BodyText"/>
@@ -1789,13 +1935,13 @@
       </w:r>
     </w:p>
     <w:bookmarkEnd w:id="20"/>
-    <w:bookmarkStart w:id="21" w:name="why-191k-matters-as-the-floor"/>
+    <w:bookmarkStart w:id="21" w:name="Xb21eba007b925094cf9bcd76e96558f05e55306"/>
     <w:p>
       <w:pPr>
         <w:pStyle w:val="Heading3"/>
       </w:pPr>
       <w:r>
-        <w:t xml:space="preserve">Why $191k matters as the floor</w:t>
+        <w:t xml:space="preserve">Why the floor matters, and why $250k still matters</w:t>
       </w:r>
     </w:p>
     <w:p>
@@ -1803,7 +1949,7 @@
         <w:pStyle w:val="FirstParagraph"/>
       </w:pPr>
       <w:r>
-        <w:t xml:space="preserve">Hitting $191k means the ecosystem covers itself on its own steam. The money comes in through the brands, and every committed cost at the platform + partner level is paid. Below that, someone is subsidizing the ecosystem from outside. At $191k that subsidy goes to zero.</w:t>
+        <w:t xml:space="preserve">Hitting $173k means the ecosystem covers itself on its own steam (after the royalty offset). The money comes in through the brands, and every committed cost at the platform + partner level is paid. Below that, Chase is subsidizing the ecosystem from outside. At $173k that subsidy goes to zero.</w:t>
       </w:r>
     </w:p>
     <w:p>
@@ -1811,6 +1957,38 @@
         <w:pStyle w:val="BodyText"/>
       </w:pPr>
       <w:r>
+        <w:t xml:space="preserve">Hitting $250k means the ecosystem is actually profitable — $77k of real margin above the net floor. That’s the first point where the conversation stops being</w:t>
+      </w:r>
+      <w:r>
+        <w:t xml:space="preserve"> </w:t>
+      </w:r>
+      <w:r>
+        <w:t xml:space="preserve">“can we keep the lights on”</w:t>
+      </w:r>
+      <w:r>
+        <w:t xml:space="preserve"> </w:t>
+      </w:r>
+      <w:r>
+        <w:t xml:space="preserve">and starts being</w:t>
+      </w:r>
+      <w:r>
+        <w:t xml:space="preserve"> </w:t>
+      </w:r>
+      <w:r>
+        <w:t xml:space="preserve">“what do we do with the surplus.”</w:t>
+      </w:r>
+      <w:r>
+        <w:t xml:space="preserve"> </w:t>
+      </w:r>
+      <w:r>
+        <w:t xml:space="preserve">It’s a round, meaningful waypoint on the way to the $330k baseline.</w:t>
+      </w:r>
+    </w:p>
+    <w:p>
+      <w:pPr>
+        <w:pStyle w:val="BodyText"/>
+      </w:pPr>
+      <w:r>
         <w:rPr>
           <w:b/>
           <w:bCs/>
@@ -1821,7 +1999,7 @@
         <w:t xml:space="preserve"> </w:t>
       </w:r>
       <w:r>
-        <w:t xml:space="preserve">$191k is the floor we commit to hit; $330k is the baseline we work for. Above $191k, every dollar is real profit — redeployed across touring, marketing, reserves, partner distributions, and quality of life.</w:t>
+        <w:t xml:space="preserve">$173k is the floor we commit to hit; $250k is the first milestone of real profit; $330k is the baseline we work for. Above $173k, every dollar is real profit — redeployed across touring, marketing, reserves, partner distributions, and quality of life.</w:t>
       </w:r>
     </w:p>
     <w:p>

--- a/docs/THE_THESIS.docx
+++ b/docs/THE_THESIS.docx
@@ -486,13 +486,29 @@
           <w:b/>
           <w:bCs/>
         </w:rPr>
-        <w:t xml:space="preserve">Chase Pierson Photography</w:t>
-      </w:r>
-      <w:r>
-        <w:t xml:space="preserve"> </w:t>
-      </w:r>
-      <w:r>
-        <w:t xml:space="preserve">— established photography business, 6-year $100k+/yr track record, expanding into Natchez + the Deep South via Tracy’s biz dev.</w:t>
+        <w:t xml:space="preserve">Chase Pierson Photography (CPP)</w:t>
+      </w:r>
+      <w:r>
+        <w:t xml:space="preserve"> </w:t>
+      </w:r>
+      <w:r>
+        <w:t xml:space="preserve">— established photography business, 6-year $100k+/yr track record. Refined scope as of 2026-04-20:</w:t>
+      </w:r>
+      <w:r>
+        <w:t xml:space="preserve"> </w:t>
+      </w:r>
+      <w:r>
+        <w:rPr>
+          <w:b/>
+          <w:bCs/>
+        </w:rPr>
+        <w:t xml:space="preserve">non-real-estate work only</w:t>
+      </w:r>
+      <w:r>
+        <w:t xml:space="preserve"> </w:t>
+      </w:r>
+      <w:r>
+        <w:t xml:space="preserve">— portraits, events (including weddings), editorial, fine art + gallery print sales, brand/commercial, travel/place, Blues Room + Studio C documentation. Real-estate listing work moves to Tuthill Design Photography (see below). Expanding into Natchez + the Deep South via Tracy’s biz dev.</w:t>
       </w:r>
       <w:r>
         <w:t xml:space="preserve"> </w:t>
@@ -508,13 +524,81 @@
           <w:b/>
           <w:bCs/>
         </w:rPr>
+        <w:t xml:space="preserve">Tuthill Design Photography</w:t>
+      </w:r>
+      <w:r>
+        <w:t xml:space="preserve"> </w:t>
+      </w:r>
+      <w:r>
+        <w:t xml:space="preserve">— NEW service line under Tuthill Design, launching 2026-04-20. Real-estate photography in two regions (Hudson Valley + Deep South), two-tier booking: Tuthill Design standard rate (any Tuthill photographer) or Chase Pierson premium tier (Chase personally, higher rate). MBT markets, Tuthill delivers. Counter-seasonal across regions. Full scope:</w:t>
+      </w:r>
+      <w:r>
+        <w:t xml:space="preserve"> </w:t>
+      </w:r>
+      <w:r>
+        <w:rPr>
+          <w:rStyle w:val="VerbatimChar"/>
+        </w:rPr>
+        <w:t xml:space="preserve">docs/partners/tuthill-photography-scope-2026-04-20.md</w:t>
+      </w:r>
+      <w:r>
+        <w:t xml:space="preserve">.</w:t>
+      </w:r>
+      <w:r>
+        <w:t xml:space="preserve"> </w:t>
+      </w:r>
+      <w:r>
+        <w:t xml:space="preserve">-</w:t>
+      </w:r>
+      <w:r>
+        <w:t xml:space="preserve"> </w:t>
+      </w:r>
+      <w:r>
+        <w:rPr>
+          <w:b/>
+          <w:bCs/>
+        </w:rPr>
+        <w:t xml:space="preserve">Big Muddy markets Studio C AND Tuthill Design, full-brand.</w:t>
+      </w:r>
+      <w:r>
+        <w:t xml:space="preserve"> </w:t>
+      </w:r>
+      <w:r>
+        <w:t xml:space="preserve">This is explicit: MBT / Big Muddy drives marketing and promotion for Studio C Video (not just the new Tuthill Photography service line, but Studio C’s full production capability) AND Tuthill Design (not just Photography, but Tuthill’s design work as a whole). Both partner studios get their brand amplified by the Big Muddy audience, Magazine, social channels, and Tracy’s biz dev — same way the Big Muddy brands get amplified. This is the</w:t>
+      </w:r>
+      <w:r>
+        <w:t xml:space="preserve"> </w:t>
+      </w:r>
+      <w:r>
+        <w:t xml:space="preserve">“partner-amplification”</w:t>
+      </w:r>
+      <w:r>
+        <w:t xml:space="preserve"> </w:t>
+      </w:r>
+      <w:r>
+        <w:t xml:space="preserve">thesis in concrete form: the partnership isn’t one-way. Big Muddy is the marketing engine for all three production studios in the ecosystem (CPP, Studio C, Tuthill).</w:t>
+      </w:r>
+      <w:r>
+        <w:t xml:space="preserve"> </w:t>
+      </w:r>
+      <w:r>
+        <w:t xml:space="preserve">-</w:t>
+      </w:r>
+      <w:r>
+        <w:t xml:space="preserve"> </w:t>
+      </w:r>
+      <w:r>
+        <w:rPr>
+          <w:b/>
+          <w:bCs/>
+        </w:rPr>
         <w:t xml:space="preserve">Studio C Video</w:t>
       </w:r>
       <w:r>
         <w:t xml:space="preserve"> </w:t>
       </w:r>
       <w:r>
-        <w:t xml:space="preserve">— video production company (now offering video services alongside photography). Elijah came on as a partner last year. Counter-seasonal with CPP (NY peak May–Oct, Natchez peak Oct–April).</w:t>
+        <w:t xml:space="preserve">— video production company (now offering video services alongside photography). Elijah came on as a partner last year. Counter-seasonal with CPP (NY peak May–Oct, Natchez peak Oct–April). Also the planned Tier-1 support layer for Big Muddy Inn Cloudbeds operations (per Tracy’s ask for a human support contact).</w:t>
       </w:r>
       <w:r>
         <w:t xml:space="preserve"> </w:t>
@@ -530,41 +614,45 @@
           <w:b/>
           <w:bCs/>
         </w:rPr>
-        <w:t xml:space="preserve">FarleyPierson</w:t>
-      </w:r>
-      <w:r>
-        <w:t xml:space="preserve"> </w:t>
-      </w:r>
-      <w:r>
-        <w:t xml:space="preserve">— the</w:t>
-      </w:r>
-      <w:r>
-        <w:t xml:space="preserve"> </w:t>
-      </w:r>
-      <w:r>
-        <w:rPr>
-          <w:b/>
-          <w:bCs/>
-        </w:rPr>
-        <w:t xml:space="preserve">name is being retired.</w:t>
-      </w:r>
-      <w:r>
-        <w:t xml:space="preserve"> </w:t>
-      </w:r>
-      <w:r>
-        <w:t xml:space="preserve">Two options:</w:t>
-      </w:r>
-      <w:r>
-        <w:t xml:space="preserve"> </w:t>
-      </w:r>
-      <w:r>
-        <w:t xml:space="preserve">1. Keep the underlying NY LLC, rename it (TBD).</w:t>
-      </w:r>
-      <w:r>
-        <w:t xml:space="preserve"> </w:t>
-      </w:r>
-      <w:r>
-        <w:t xml:space="preserve">2. Close the LLC entirely.</w:t>
+        <w:t xml:space="preserve">FarleyPierson LLC</w:t>
+      </w:r>
+      <w:r>
+        <w:t xml:space="preserve"> </w:t>
+      </w:r>
+      <w:r>
+        <w:t xml:space="preserve">— name is being retired.</w:t>
+      </w:r>
+      <w:r>
+        <w:t xml:space="preserve"> </w:t>
+      </w:r>
+      <w:r>
+        <w:rPr>
+          <w:b/>
+          <w:bCs/>
+        </w:rPr>
+        <w:t xml:space="preserve">Recommended path (pending counsel):</w:t>
+      </w:r>
+      <w:r>
+        <w:t xml:space="preserve"> </w:t>
+      </w:r>
+      <w:r>
+        <w:t xml:space="preserve">close the NY LLC entirely. Run CPP as a</w:t>
+      </w:r>
+      <w:r>
+        <w:t xml:space="preserve"> </w:t>
+      </w:r>
+      <w:r>
+        <w:rPr>
+          <w:b/>
+          <w:bCs/>
+        </w:rPr>
+        <w:t xml:space="preserve">DBA under MBT</w:t>
+      </w:r>
+      <w:r>
+        <w:t xml:space="preserve"> </w:t>
+      </w:r>
+      <w:r>
+        <w:t xml:space="preserve">(same entity pattern that would cover Big Muddy Touring, Big Muddy Magazine, etc.). Simplest admin; MBT becomes the single operating entity with multiple DBAs.</w:t>
       </w:r>
       <w:r>
         <w:t xml:space="preserve"> </w:t>
@@ -586,7 +674,7 @@
         <w:t xml:space="preserve"> </w:t>
       </w:r>
       <w:r>
-        <w:t xml:space="preserve">(Tuthill Design, others) — joining the ecosystem on similar amplify-don’t-acquire terms.</w:t>
+        <w:t xml:space="preserve">— joining the ecosystem on similar amplify-don’t-acquire terms.</w:t>
       </w:r>
     </w:p>
     <w:p>
@@ -1314,13 +1402,13 @@
           <w:b/>
           <w:bCs/>
         </w:rPr>
-        <w:t xml:space="preserve">Photography (CPP) + Studio C + Tuthill: get amplified into a new market.</w:t>
-      </w:r>
-      <w:r>
-        <w:t xml:space="preserve"> </w:t>
-      </w:r>
-      <w:r>
-        <w:t xml:space="preserve">New leads from Tracy’s biz dev. (FarleyPierson the name is being retired — see Chase Pierson section above for the LLC restructure-or-close decision.)</w:t>
+        <w:t xml:space="preserve">Photography (CPP non-RE + Tuthill Design Photography RE) + Studio C + Tuthill Design: get amplified into two markets.</w:t>
+      </w:r>
+      <w:r>
+        <w:t xml:space="preserve"> </w:t>
+      </w:r>
+      <w:r>
+        <w:t xml:space="preserve">New leads from Tracy’s biz dev. Photography work now splits cleanly: Tuthill Design Photography handles all real-estate, CPP handles everything else. FarleyPierson LLC closes; CPP runs as a DBA of MBT.</w:t>
       </w:r>
     </w:p>
     <w:p>

--- a/docs/THE_THESIS.docx
+++ b/docs/THE_THESIS.docx
@@ -1496,13 +1496,25 @@
           <w:b/>
           <w:bCs/>
         </w:rPr>
-        <w:t xml:space="preserve">Net break-even floor: $173,000</w:t>
-      </w:r>
-      <w:r>
-        <w:t xml:space="preserve"> </w:t>
-      </w:r>
-      <w:r>
-        <w:t xml:space="preserve">— ecosystem revenue needed to cover all costs after Chase’s $18k/yr Scan2Plan royalty offset. This is the number the ecosystem itself must produce.</w:t>
+        <w:t xml:space="preserve">Net break-even floor: $185,000</w:t>
+      </w:r>
+      <w:r>
+        <w:t xml:space="preserve"> </w:t>
+      </w:r>
+      <w:r>
+        <w:t xml:space="preserve">— ecosystem revenue needed to cover all costs after Chase’s ~$18k/yr Scan2Plan royalty offset. This is the number the ecosystem itself must produce. Public-facing</w:t>
+      </w:r>
+      <w:r>
+        <w:t xml:space="preserve"> </w:t>
+      </w:r>
+      <w:r>
+        <w:t xml:space="preserve">“approximately $200k”</w:t>
+      </w:r>
+      <w:r>
+        <w:t xml:space="preserve"> </w:t>
+      </w:r>
+      <w:r>
+        <w:t xml:space="preserve">framing.</w:t>
       </w:r>
     </w:p>
     <w:p>
@@ -1518,13 +1530,13 @@
           <w:b/>
           <w:bCs/>
         </w:rPr>
-        <w:t xml:space="preserve">Gross break-even: $191,000</w:t>
-      </w:r>
-      <w:r>
-        <w:t xml:space="preserve"> </w:t>
-      </w:r>
-      <w:r>
-        <w:t xml:space="preserve">— total ecosystem costs itemized below. $18k is already covered by Chase’s passive royalty; the ecosystem covers the other $173k.</w:t>
+        <w:t xml:space="preserve">Gross break-even: $203,000</w:t>
+      </w:r>
+      <w:r>
+        <w:t xml:space="preserve"> </w:t>
+      </w:r>
+      <w:r>
+        <w:t xml:space="preserve">— total ecosystem costs itemized below. $18k is already covered by Chase’s passive royalty; the ecosystem covers the other $185k.</w:t>
       </w:r>
     </w:p>
     <w:p>
@@ -1540,13 +1552,13 @@
           <w:b/>
           <w:bCs/>
         </w:rPr>
-        <w:t xml:space="preserve">First profit milestone: $250,000</w:t>
-      </w:r>
-      <w:r>
-        <w:t xml:space="preserve"> </w:t>
-      </w:r>
-      <w:r>
-        <w:t xml:space="preserve">— $77k above the net floor. The first point where the ecosystem isn’t just surviving: partners have real margin, reserves start accruing, the next interesting project becomes fundable.</w:t>
+        <w:t xml:space="preserve">First real profit: $250,000</w:t>
+      </w:r>
+      <w:r>
+        <w:t xml:space="preserve"> </w:t>
+      </w:r>
+      <w:r>
+        <w:t xml:space="preserve">— $65k above the net floor. The first point where the ecosystem isn’t just surviving: partners have real margin, reserves start accruing, the next interesting project becomes fundable.</w:t>
       </w:r>
     </w:p>
     <w:p>
@@ -1568,7 +1580,7 @@
         <w:t xml:space="preserve"> </w:t>
       </w:r>
       <w:r>
-        <w:t xml:space="preserve">— the realistic Y1 number the ecosystem can actually produce. $157k of real profit above the net floor.</w:t>
+        <w:t xml:space="preserve">— the realistic Y1 number the ecosystem can actually produce. $145k of real profit above the net floor.</w:t>
       </w:r>
     </w:p>
     <w:p>
@@ -1598,7 +1610,19 @@
         <w:pStyle w:val="FirstParagraph"/>
       </w:pPr>
       <w:r>
-        <w:t xml:space="preserve">These numbers supersede every older figure you might find in older docs (the brief, the onboarding pro forma, memory files all carried $510k base / $760k stretch — those were aspirational and wrong). The original retraction landed Chase at $250k on 2026-04-19. The QuickBooks drill-down on 2026-04-20 put gross costs at $191k and repositioned $250k from</w:t>
+        <w:t xml:space="preserve">These numbers supersede every older figure you might find in older docs (the brief, the onboarding pro forma, memory files all carried $510k base / $760k stretch — those were aspirational and wrong). The number has tightened twice in one day as real line items have been itemized:</w:t>
+      </w:r>
+      <w:r>
+        <w:t xml:space="preserve"> </w:t>
+      </w:r>
+      <w:r>
+        <w:t xml:space="preserve">1. Original retraction 2026-04-19: $250k canonical</w:t>
+      </w:r>
+      <w:r>
+        <w:t xml:space="preserve"> </w:t>
+      </w:r>
+      <w:r>
+        <w:t xml:space="preserve">2. QuickBooks drill-down 2026-04-20 AM: gross $191k; $250k repositioned from</w:t>
       </w:r>
       <w:r>
         <w:t xml:space="preserve"> </w:t>
@@ -1616,13 +1640,39 @@
         <w:t xml:space="preserve"> </w:t>
       </w:r>
       <w:r>
-        <w:t xml:space="preserve">“first real profit.”</w:t>
-      </w:r>
-      <w:r>
-        <w:t xml:space="preserve"> </w:t>
-      </w:r>
-      <w:r>
-        <w:t xml:space="preserve">Folding in the Scan2Plan royalty on 2026-04-20 PM puts the true ecosystem-revenue floor at $173k.</w:t>
+        <w:t xml:space="preserve">“first real profit”</w:t>
+      </w:r>
+      <w:r>
+        <w:t xml:space="preserve"> </w:t>
+      </w:r>
+      <w:r>
+        <w:t xml:space="preserve">3. Scan2Plan royalty folded in 2026-04-20 midday: net $173k with $18k of passive income offset</w:t>
+      </w:r>
+      <w:r>
+        <w:t xml:space="preserve"> </w:t>
+      </w:r>
+      <w:r>
+        <w:t xml:space="preserve">4. Studio C + Tuthill retainer structure locked at $1k/mo each 2026-04-20 PM: gross now $203k; net $185k; baseline first-profit still $250k</w:t>
+      </w:r>
+    </w:p>
+    <w:p>
+      <w:pPr>
+        <w:pStyle w:val="BodyText"/>
+      </w:pPr>
+      <w:r>
+        <w:t xml:space="preserve">The public-facing /story page rounds to</w:t>
+      </w:r>
+      <w:r>
+        <w:t xml:space="preserve"> </w:t>
+      </w:r>
+      <w:r>
+        <w:t xml:space="preserve">“approximately $200k”</w:t>
+      </w:r>
+      <w:r>
+        <w:t xml:space="preserve"> </w:t>
+      </w:r>
+      <w:r>
+        <w:t xml:space="preserve">for the break-even floor to respect the Inn’s financial privacy and avoid publicly exposing itemized partner retainers, personal line items, or specific operating costs. The exact math lives here for partners, counsel, and accountants.</w:t>
       </w:r>
     </w:p>
     <w:bookmarkEnd w:id="19"/>
@@ -1729,7 +1779,31 @@
               <w:pStyle w:val="Compact"/>
             </w:pPr>
             <w:r>
-              <w:t xml:space="preserve">Studio C services ($1k/mo)</w:t>
+              <w:t xml:space="preserve">Studio C retainer bucket ($1k/mo × 20 hrs @ $50/hr)</w:t>
+            </w:r>
+          </w:p>
+        </w:tc>
+        <w:tc>
+          <w:tcPr/>
+          <w:p>
+            <w:pPr>
+              <w:pStyle w:val="Compact"/>
+            </w:pPr>
+            <w:r>
+              <w:t xml:space="preserve">$12,000</w:t>
+            </w:r>
+          </w:p>
+        </w:tc>
+      </w:tr>
+      <w:tr>
+        <w:tc>
+          <w:tcPr/>
+          <w:p>
+            <w:pPr>
+              <w:pStyle w:val="Compact"/>
+            </w:pPr>
+            <w:r>
+              <w:t xml:space="preserve">Tuthill Design retainer bucket ($1k/mo × 20 hrs @ $50/hr)</w:t>
             </w:r>
           </w:p>
         </w:tc>
@@ -1844,7 +1918,7 @@
                 <w:b/>
                 <w:bCs/>
               </w:rPr>
-              <w:t xml:space="preserve">$191,000</w:t>
+              <w:t xml:space="preserve">$203,000</w:t>
             </w:r>
           </w:p>
         </w:tc>
@@ -1904,7 +1978,7 @@
                 <w:b/>
                 <w:bCs/>
               </w:rPr>
-              <w:t xml:space="preserve">$173,000</w:t>
+              <w:t xml:space="preserve">$185,000</w:t>
             </w:r>
           </w:p>
         </w:tc>
@@ -1919,13 +1993,58 @@
           <w:b/>
           <w:bCs/>
         </w:rPr>
+        <w:t xml:space="preserve">About the partner retainers:</w:t>
+      </w:r>
+      <w:r>
+        <w:t xml:space="preserve"> </w:t>
+      </w:r>
+      <w:r>
+        <w:t xml:space="preserve">Studio C and Tuthill Design each carry a $1,000/month retainer bucket = 20 hours at $50/hr, confirmed with Elijah and Miles 2026-04-20 PM. Pattern is the</w:t>
+      </w:r>
+      <w:r>
+        <w:t xml:space="preserve"> </w:t>
+      </w:r>
+      <w:r>
+        <w:t xml:space="preserve">“another Utopia-type account”</w:t>
+      </w:r>
+      <w:r>
+        <w:t xml:space="preserve"> </w:t>
+      </w:r>
+      <w:r>
+        <w:t xml:space="preserve">model Elijah already knows. Overflow bills at the same $50/hr rate. Full scope in</w:t>
+      </w:r>
+      <w:r>
+        <w:t xml:space="preserve"> </w:t>
+      </w:r>
+      <w:r>
+        <w:rPr>
+          <w:rStyle w:val="VerbatimChar"/>
+        </w:rPr>
+        <w:t xml:space="preserve">docs/partners/tuthill-photography-scope-2026-04-20.md</w:t>
+      </w:r>
+      <w:r>
+        <w:t xml:space="preserve"> </w:t>
+      </w:r>
+      <w:r>
+        <w:t xml:space="preserve">§3.</w:t>
+      </w:r>
+    </w:p>
+    <w:p>
+      <w:pPr>
+        <w:pStyle w:val="BodyText"/>
+      </w:pPr>
+      <w:r>
+        <w:rPr>
+          <w:b/>
+          <w:bCs/>
+        </w:rPr>
         <w:t xml:space="preserve">About the Scan2Plan royalty:</w:t>
       </w:r>
       <w:r>
         <w:t xml:space="preserve"> </w:t>
       </w:r>
       <w:r>
-        <w:t xml:space="preserve">Chase retained a 2% royalty on Scan2Plan sales when the Owen Bush partnership dissolved on 2026-03-25. Average payout is $1,500/mo or higher, which makes it roughly $18k/yr of passive income. It lands in Chase’s account regardless of what the ecosystem does, so it directly offsets the portion of his personal costs ($42k/yr total) the ecosystem would otherwise have to cover. Netting it out lowers the ecosystem-revenue floor from $191k to $173k.</w:t>
+        <w:t xml:space="preserve">Chase retained a 2% royalty on Scan2Plan sales when the Owen Bush partnership dissolved on 2026-03-25. Average payout is $1,500/mo or higher, which makes it roughly $18k/yr of passive income. It lands in Chase’s account regardless of what the ecosystem does, so it directly offsets the portion of his personal costs ($42k/yr total) the ecosystem would otherwise have to cover. Netting it out lowers the ecosystem-revenue floor from $203k to $185k.</w:t>
       </w:r>
     </w:p>
     <w:p>
@@ -2037,7 +2156,19 @@
         <w:pStyle w:val="FirstParagraph"/>
       </w:pPr>
       <w:r>
-        <w:t xml:space="preserve">Hitting $173k means the ecosystem covers itself on its own steam (after the royalty offset). The money comes in through the brands, and every committed cost at the platform + partner level is paid. Below that, Chase is subsidizing the ecosystem from outside. At $173k that subsidy goes to zero.</w:t>
+        <w:t xml:space="preserve">Hitting $185k means the ecosystem covers itself on its own steam (after the royalty offset). The money comes in through the brands, and every committed cost at the platform + partner level is paid. Below that, Chase is subsidizing the ecosystem from outside. At $185k that subsidy goes to zero. Public-facing framing rounds to</w:t>
+      </w:r>
+      <w:r>
+        <w:t xml:space="preserve"> </w:t>
+      </w:r>
+      <w:r>
+        <w:t xml:space="preserve">“approximately $200k”</w:t>
+      </w:r>
+      <w:r>
+        <w:t xml:space="preserve"> </w:t>
+      </w:r>
+      <w:r>
+        <w:t xml:space="preserve">to keep line items private.</w:t>
       </w:r>
     </w:p>
     <w:p>
@@ -2087,7 +2218,7 @@
         <w:t xml:space="preserve"> </w:t>
       </w:r>
       <w:r>
-        <w:t xml:space="preserve">$173k is the floor we commit to hit; $250k is the first milestone of real profit; $330k is the baseline we work for. Above $173k, every dollar is real profit — redeployed across touring, marketing, reserves, partner distributions, and quality of life.</w:t>
+        <w:t xml:space="preserve">$185k is the floor we commit to hit; $250k is the first milestone of real profit; $330k is the baseline we work for. Above $185k, every dollar is real profit — redeployed across touring, marketing, reserves, partner distributions, and quality of life.</w:t>
       </w:r>
     </w:p>
     <w:p>
@@ -2238,18 +2369,18 @@
               <w:t xml:space="preserve"> </w:t>
             </w:r>
             <w:r>
-              <w:t xml:space="preserve">(floor $191k)</w:t>
-            </w:r>
-          </w:p>
-        </w:tc>
-        <w:tc>
-          <w:tcPr/>
-          <w:p>
-            <w:pPr>
-              <w:pStyle w:val="Compact"/>
-            </w:pPr>
-            <w:r>
-              <w:t xml:space="preserve">$139k</w:t>
+              <w:t xml:space="preserve">(net floor $185k; gross $203k)</w:t>
+            </w:r>
+          </w:p>
+        </w:tc>
+        <w:tc>
+          <w:tcPr/>
+          <w:p>
+            <w:pPr>
+              <w:pStyle w:val="Compact"/>
+            </w:pPr>
+            <w:r>
+              <w:t xml:space="preserve">$145k</w:t>
             </w:r>
           </w:p>
         </w:tc>
@@ -2502,7 +2633,7 @@
         <w:t xml:space="preserve"> </w:t>
       </w:r>
       <w:r>
-        <w:t xml:space="preserve">the pro forma gets re-cut post-onboarding into a portfolio model anchored to the $191k floor / $330k baseline, with the existing per-brand monthly tables retained as</w:t>
+        <w:t xml:space="preserve">the pro forma gets re-cut post-onboarding into a portfolio model anchored to the $185k net floor / $330k baseline, with the existing per-brand monthly tables retained as</w:t>
       </w:r>
       <w:r>
         <w:t xml:space="preserve"> </w:t>

--- a/docs/THE_THESIS.docx
+++ b/docs/THE_THESIS.docx
@@ -1999,7 +1999,23 @@
         <w:t xml:space="preserve"> </w:t>
       </w:r>
       <w:r>
-        <w:t xml:space="preserve">Studio C and Tuthill Design each carry a $1,000/month retainer bucket = 20 hours at $50/hr, confirmed with Elijah and Miles 2026-04-20 PM. Pattern is the</w:t>
+        <w:t xml:space="preserve">Studio C and Tuthill Design each carry a $1,000/month retainer bucket = 20 hours at $50/hr, confirmed with Elijah and Miles 2026-04-20 PM. Backdated start date:</w:t>
+      </w:r>
+      <w:r>
+        <w:t xml:space="preserve"> </w:t>
+      </w:r>
+      <w:r>
+        <w:rPr>
+          <w:b/>
+          <w:bCs/>
+        </w:rPr>
+        <w:t xml:space="preserve">April 1, 2026</w:t>
+      </w:r>
+      <w:r>
+        <w:t xml:space="preserve"> </w:t>
+      </w:r>
+      <w:r>
+        <w:t xml:space="preserve">— the April ramp-up work (scope docs, coordination, Sprinter wrap with Studio C logo, Cloudbeds prep) counts against April’s bucket even though we formalized mid-month. Pattern is the</w:t>
       </w:r>
       <w:r>
         <w:t xml:space="preserve"> </w:t>

--- a/docs/THE_THESIS.docx
+++ b/docs/THE_THESIS.docx
@@ -2054,13 +2054,50 @@
           <w:b/>
           <w:bCs/>
         </w:rPr>
-        <w:t xml:space="preserve">About the Scan2Plan royalty:</w:t>
-      </w:r>
-      <w:r>
-        <w:t xml:space="preserve"> </w:t>
-      </w:r>
-      <w:r>
-        <w:t xml:space="preserve">Chase retained a 2% royalty on Scan2Plan sales when the Owen Bush partnership dissolved on 2026-03-25. Average payout is $1,500/mo or higher, which makes it roughly $18k/yr of passive income. It lands in Chase’s account regardless of what the ecosystem does, so it directly offsets the portion of his personal costs ($42k/yr total) the ecosystem would otherwise have to cover. Netting it out lowers the ecosystem-revenue floor from $203k to $185k.</w:t>
+        <w:t xml:space="preserve">About the Scan2Plan royalty (re-structured 2026-04-20 PM):</w:t>
+      </w:r>
+      <w:r>
+        <w:t xml:space="preserve"> </w:t>
+      </w:r>
+      <w:r>
+        <w:t xml:space="preserve">Scan2Plan is now contractually a client of</w:t>
+      </w:r>
+      <w:r>
+        <w:t xml:space="preserve"> </w:t>
+      </w:r>
+      <w:r>
+        <w:rPr>
+          <w:b/>
+          <w:bCs/>
+        </w:rPr>
+        <w:t xml:space="preserve">Tuthill Design</w:t>
+      </w:r>
+      <w:r>
+        <w:t xml:space="preserve">, not a Chase-personal royalty arrangement. Chase + Elijah + Miles all brought the Scan2Plan account in; Tuthill Design bills Scan2Plan as the single counterparty and holds the production insurance that covers the work. Average revenue is ~$1,500/mo = ~$18k/yr. Scan2Plan also owes ~$26k in accumulated receivables as of 2026-04-20 (booked on Tuthill’s A/R). Tuthill distributes Scan2Plan income across the three principals per a distribution policy TBD with Miles. Chase’s effective ~$18k/yr</w:t>
+      </w:r>
+      <w:r>
+        <w:t xml:space="preserve"> </w:t>
+      </w:r>
+      <w:r>
+        <w:t xml:space="preserve">“royalty offset”</w:t>
+      </w:r>
+      <w:r>
+        <w:t xml:space="preserve"> </w:t>
+      </w:r>
+      <w:r>
+        <w:t xml:space="preserve">to his personal cost draw now flows as a distribution from Tuthill Design rather than as direct royalty income. Same dollar outcome, cleaner entity structure, better collective bargaining. Full scope in</w:t>
+      </w:r>
+      <w:r>
+        <w:t xml:space="preserve"> </w:t>
+      </w:r>
+      <w:r>
+        <w:rPr>
+          <w:rStyle w:val="VerbatimChar"/>
+        </w:rPr>
+        <w:t xml:space="preserve">docs/partners/scan2plan-tuthill-account-2026-04-20.md</w:t>
+      </w:r>
+      <w:r>
+        <w:t xml:space="preserve">.</w:t>
       </w:r>
     </w:p>
     <w:p>
